--- a/87-88 catalog item/87 User Criteria.docx
+++ b/87-88 catalog item/87 User Criteria.docx
@@ -4,19 +4,8 @@
   <w:body>
     <w:p>
       <w:r>
-        <w:t xml:space="preserve">User </w:t>
-      </w:r>
-      <w:r>
-        <w:t>Criteria</w:t>
-      </w:r>
-      <w:r>
-        <w:t xml:space="preserve">:  table name </w:t>
-      </w:r>
-      <w:proofErr w:type="spellStart"/>
-      <w:r>
-        <w:t>user_criteria</w:t>
-      </w:r>
-      <w:proofErr w:type="spellEnd"/>
+        <w:t>User Criteria:  table name user_criteria</w:t>
+      </w:r>
       <w:r>
         <w:br/>
       </w:r>
@@ -24,15 +13,7 @@
         <w:br/>
       </w:r>
       <w:r>
-        <w:t xml:space="preserve">User Criteria in ServiceNow is a powerful feature that allows you to control who can view, access, or interact with specific elements like Service </w:t>
-      </w:r>
-      <w:proofErr w:type="spellStart"/>
-      <w:r>
-        <w:t>Catalog</w:t>
-      </w:r>
-      <w:proofErr w:type="spellEnd"/>
-      <w:r>
-        <w:t xml:space="preserve"> items, Knowledge Base articles, and portal widgets. It defines "who" gets access based on conditions like user roles, companies, departments, locations, or custom scripts</w:t>
+        <w:t>User Criteria in ServiceNow is a powerful feature that allows you to control who can view, access, or interact with specific elements like Service Catalog items, Knowledge Base articles, and portal widgets. It defines "who" gets access based on conditions like user roles, companies, departments, locations, or custom scripts</w:t>
       </w:r>
       <w:r>
         <w:br/>
@@ -117,6 +98,9 @@
         </mc:AlternateContent>
       </w:r>
       <w:r>
+        <w:rPr>
+          <w:noProof/>
+        </w:rPr>
         <w:drawing>
           <wp:inline distT="0" distB="0" distL="0" distR="0" wp14:anchorId="6A7CD9F8" wp14:editId="52C2F34F">
             <wp:extent cx="2987299" cy="3787468"/>
@@ -159,6 +143,9 @@
     </w:p>
     <w:p>
       <w:r>
+        <w:rPr>
+          <w:noProof/>
+        </w:rPr>
         <w:drawing>
           <wp:inline distT="0" distB="0" distL="0" distR="0" wp14:anchorId="5C876060" wp14:editId="1A00B65B">
             <wp:extent cx="5731510" cy="2381885"/>
@@ -208,23 +195,7 @@
     </w:p>
     <w:p>
       <w:r>
-        <w:t xml:space="preserve">We have a match all </w:t>
-      </w:r>
-      <w:proofErr w:type="gramStart"/>
-      <w:r>
-        <w:t>field ,if</w:t>
-      </w:r>
-      <w:proofErr w:type="gramEnd"/>
-      <w:r>
-        <w:t xml:space="preserve"> true all condition work as </w:t>
-      </w:r>
-      <w:proofErr w:type="gramStart"/>
-      <w:r>
-        <w:t>AND ,</w:t>
-      </w:r>
-      <w:proofErr w:type="gramEnd"/>
-      <w:r>
-        <w:t xml:space="preserve"> if not true all will work as OR.</w:t>
+        <w:t>We have a match all field ,if true all condition work as AND , if not true all will work as OR.</w:t>
       </w:r>
     </w:p>
     <w:p>
@@ -243,6 +214,9 @@
     </w:p>
     <w:p>
       <w:r>
+        <w:rPr>
+          <w:noProof/>
+        </w:rPr>
         <w:drawing>
           <wp:inline distT="0" distB="0" distL="0" distR="0" wp14:anchorId="0C859D2D" wp14:editId="3C4EA7D8">
             <wp:extent cx="5731510" cy="2740025"/>
@@ -282,15 +256,7 @@
     </w:p>
     <w:p>
       <w:r>
-        <w:t xml:space="preserve">This is the </w:t>
-      </w:r>
-      <w:proofErr w:type="spellStart"/>
-      <w:r>
-        <w:t>catalog</w:t>
-      </w:r>
-      <w:proofErr w:type="spellEnd"/>
-      <w:r>
-        <w:t xml:space="preserve"> item below we see</w:t>
+        <w:t>This is the catalog item below we see</w:t>
       </w:r>
     </w:p>
     <w:p>
@@ -379,6 +345,9 @@
         </mc:AlternateContent>
       </w:r>
       <w:r>
+        <w:rPr>
+          <w:noProof/>
+        </w:rPr>
         <w:drawing>
           <wp:inline distT="0" distB="0" distL="0" distR="0" wp14:anchorId="43F464FC" wp14:editId="19CA05A8">
             <wp:extent cx="5731510" cy="1779270"/>
@@ -419,6 +388,16 @@
     <w:p>
       <w:r>
         <w:t>Simply we can add user criteria under them</w:t>
+      </w:r>
+    </w:p>
+    <w:p/>
+    <w:p>
+      <w:r>
+        <w:t xml:space="preserve">If we add same user criteria to both Avialable For and Not Available For </w:t>
+      </w:r>
+      <w:r>
+        <w:br/>
+        <w:t>the Not available for will win</w:t>
       </w:r>
     </w:p>
     <w:p/>
@@ -1035,6 +1014,7 @@
   <w:style w:type="character" w:default="1" w:styleId="DefaultParagraphFont">
     <w:name w:val="Default Paragraph Font"/>
     <w:uiPriority w:val="1"/>
+    <w:semiHidden/>
     <w:unhideWhenUsed/>
   </w:style>
   <w:style w:type="table" w:default="1" w:styleId="TableNormal">
